--- a/2 Requirement Analysis/Solution Requirements.docx
+++ b/2 Requirement Analysis/Solution Requirements.docx
@@ -123,7 +123,7 @@
                 <w:rFonts w:ascii="Times New Roman"/>
                 <w:sz w:val="24"/>
               </w:rPr>
-              <w:t xml:space="preserve">02 October 2026</w:t>
+              <w:t>01/10/2026</w:t>
             </w:r>
           </w:p>
         </w:tc>
@@ -269,6 +269,60 @@
                 <w:sz w:val="24"/>
               </w:rPr>
               <w:t xml:space="preserve">PocketSmart AI</w:t>
+            </w:r>
+          </w:p>
+        </w:tc>
+      </w:tr>
+      <w:tr>
+        <w:trPr>
+          <w:trHeight w:val="460" w:hRule="atLeast"/>
+        </w:trPr>
+        <w:tc>
+          <w:tcPr>
+            <w:tcW w:w="3220" w:type="dxa"/>
+          </w:tcPr>
+          <w:p>
+            <w:pPr>
+              <w:pStyle w:val="TableParagraph"/>
+              <w:spacing w:before="82"/>
+              <w:ind w:left="109"/>
+              <w:rPr>
+                <w:rFonts w:ascii="Times New Roman"/>
+                <w:b/>
+                <w:sz w:val="24"/>
+              </w:rPr>
+            </w:pPr>
+            <w:r>
+              <w:rPr>
+                <w:rFonts w:ascii="Times New Roman"/>
+                <w:b/>
+                <w:sz w:val="24"/>
+              </w:rPr>
+              <w:t>Guide</w:t>
+            </w:r>
+          </w:p>
+        </w:tc>
+        <w:tc>
+          <w:tcPr>
+            <w:tcW w:w="6120" w:type="dxa"/>
+          </w:tcPr>
+          <w:p>
+            <w:pPr>
+              <w:pStyle w:val="TableParagraph"/>
+              <w:spacing w:before="82"/>
+              <w:ind w:left="114"/>
+              <w:rPr>
+                <w:rFonts w:ascii="Times New Roman"/>
+                <w:sz w:val="24"/>
+              </w:rPr>
+            </w:pPr>
+            <w:r>
+              <w:rPr>
+                <w:rFonts w:ascii="Times New Roman"/>
+                <w:spacing w:val="-2"/>
+                <w:sz w:val="24"/>
+              </w:rPr>
+              <w:t>N. Indumathi AP/CSE</w:t>
             </w:r>
           </w:p>
         </w:tc>
@@ -430,147 +484,7 @@
       </w:pPr>
       <w:r>
         <w:rPr/>
-        <w:t>Create</w:t>
-      </w:r>
-      <w:r>
-        <w:rPr>
-          <w:spacing w:val="-4"/>
-        </w:rPr>
-        <w:t> </w:t>
-      </w:r>
-      <w:r>
-        <w:rPr/>
-        <w:t>a</w:t>
-      </w:r>
-      <w:r>
-        <w:rPr>
-          <w:spacing w:val="-4"/>
-        </w:rPr>
-        <w:t> </w:t>
-      </w:r>
-      <w:r>
-        <w:rPr/>
-        <w:t>comprehensive</w:t>
-      </w:r>
-      <w:r>
-        <w:rPr>
-          <w:spacing w:val="-4"/>
-        </w:rPr>
-        <w:t> </w:t>
-      </w:r>
-      <w:r>
-        <w:rPr/>
-        <w:t>list</w:t>
-      </w:r>
-      <w:r>
-        <w:rPr>
-          <w:spacing w:val="-4"/>
-        </w:rPr>
-        <w:t> </w:t>
-      </w:r>
-      <w:r>
-        <w:rPr/>
-        <w:t>of</w:t>
-      </w:r>
-      <w:r>
-        <w:rPr>
-          <w:spacing w:val="-4"/>
-        </w:rPr>
-        <w:t> </w:t>
-      </w:r>
-      <w:r>
-        <w:rPr/>
-        <w:t>requirements</w:t>
-      </w:r>
-      <w:r>
-        <w:rPr>
-          <w:spacing w:val="-4"/>
-        </w:rPr>
-        <w:t> </w:t>
-      </w:r>
-      <w:r>
-        <w:rPr/>
-        <w:t>to</w:t>
-      </w:r>
-      <w:r>
-        <w:rPr>
-          <w:spacing w:val="-4"/>
-        </w:rPr>
-        <w:t> </w:t>
-      </w:r>
-      <w:r>
-        <w:rPr/>
-        <w:t>define</w:t>
-      </w:r>
-      <w:r>
-        <w:rPr>
-          <w:spacing w:val="-4"/>
-        </w:rPr>
-        <w:t> </w:t>
-      </w:r>
-      <w:r>
-        <w:rPr/>
-        <w:t>exactly</w:t>
-      </w:r>
-      <w:r>
-        <w:rPr>
-          <w:spacing w:val="-4"/>
-        </w:rPr>
-        <w:t> </w:t>
-      </w:r>
-      <w:r>
-        <w:rPr/>
-        <w:t>what</w:t>
-      </w:r>
-      <w:r>
-        <w:rPr>
-          <w:spacing w:val="-4"/>
-        </w:rPr>
-        <w:t> </w:t>
-      </w:r>
-      <w:r>
-        <w:rPr/>
-        <w:t>your</w:t>
-      </w:r>
-      <w:r>
-        <w:rPr>
-          <w:spacing w:val="-4"/>
-        </w:rPr>
-        <w:t> </w:t>
-      </w:r>
-      <w:r>
-        <w:rPr/>
-        <w:t>solution</w:t>
-      </w:r>
-      <w:r>
-        <w:rPr>
-          <w:spacing w:val="-4"/>
-        </w:rPr>
-        <w:t> </w:t>
-      </w:r>
-      <w:r>
-        <w:rPr/>
-        <w:t>will</w:t>
-      </w:r>
-      <w:r>
-        <w:rPr>
-          <w:spacing w:val="-4"/>
-        </w:rPr>
-        <w:t> </w:t>
-      </w:r>
-      <w:r>
-        <w:rPr/>
-        <w:t>do</w:t>
-      </w:r>
-      <w:r>
-        <w:rPr>
-          <w:spacing w:val="-4"/>
-        </w:rPr>
-        <w:t> </w:t>
-      </w:r>
-      <w:r>
-        <w:rPr/>
-        <w:t>and how well it will perform.</w:t>
+        <w:t>This document lists what PocketSmart AI does and how well it must do it.</w:t>
       </w:r>
     </w:p>
     <w:p>
@@ -953,119 +867,7 @@
       </w:pPr>
       <w:r>
         <w:rPr/>
-        <w:t>Fill</w:t>
-      </w:r>
-      <w:r>
-        <w:rPr>
-          <w:spacing w:val="-6"/>
-        </w:rPr>
-        <w:t> </w:t>
-      </w:r>
-      <w:r>
-        <w:rPr/>
-        <w:t>out</w:t>
-      </w:r>
-      <w:r>
-        <w:rPr>
-          <w:spacing w:val="-6"/>
-        </w:rPr>
-        <w:t> </w:t>
-      </w:r>
-      <w:r>
-        <w:rPr/>
-        <w:t>the</w:t>
-      </w:r>
-      <w:r>
-        <w:rPr>
-          <w:spacing w:val="-6"/>
-        </w:rPr>
-        <w:t> </w:t>
-      </w:r>
-      <w:r>
-        <w:rPr/>
-        <w:t>descriptions</w:t>
-      </w:r>
-      <w:r>
-        <w:rPr>
-          <w:spacing w:val="-6"/>
-        </w:rPr>
-        <w:t> </w:t>
-      </w:r>
-      <w:r>
-        <w:rPr/>
-        <w:t>and</w:t>
-      </w:r>
-      <w:r>
-        <w:rPr>
-          <w:spacing w:val="-6"/>
-        </w:rPr>
-        <w:t> </w:t>
-      </w:r>
-      <w:r>
-        <w:rPr/>
-        <w:t>necessary</w:t>
-      </w:r>
-      <w:r>
-        <w:rPr>
-          <w:spacing w:val="-5"/>
-        </w:rPr>
-        <w:t> </w:t>
-      </w:r>
-      <w:r>
-        <w:rPr/>
-        <w:t>details</w:t>
-      </w:r>
-      <w:r>
-        <w:rPr>
-          <w:spacing w:val="-6"/>
-        </w:rPr>
-        <w:t> </w:t>
-      </w:r>
-      <w:r>
-        <w:rPr/>
-        <w:t>for</w:t>
-      </w:r>
-      <w:r>
-        <w:rPr>
-          <w:spacing w:val="-6"/>
-        </w:rPr>
-        <w:t> </w:t>
-      </w:r>
-      <w:r>
-        <w:rPr/>
-        <w:t>each</w:t>
-      </w:r>
-      <w:r>
-        <w:rPr>
-          <w:spacing w:val="-6"/>
-        </w:rPr>
-        <w:t> </w:t>
-      </w:r>
-      <w:r>
-        <w:rPr/>
-        <w:t>category</w:t>
-      </w:r>
-      <w:r>
-        <w:rPr>
-          <w:spacing w:val="-6"/>
-        </w:rPr>
-        <w:t> </w:t>
-      </w:r>
-      <w:r>
-        <w:rPr/>
-        <w:t>provided</w:t>
-      </w:r>
-      <w:r>
-        <w:rPr>
-          <w:spacing w:val="-5"/>
-        </w:rPr>
-        <w:t> </w:t>
-      </w:r>
-      <w:r>
-        <w:rPr>
-          <w:spacing w:val="-2"/>
-        </w:rPr>
-        <w:t>below.</w:t>
+        <w:t>The functional and non-functional requirements of PocketSmart AI are listed in the two tables below.</w:t>
       </w:r>
     </w:p>
     <w:p>
@@ -1354,7 +1156,7 @@
                 <w:i/>
                 <w:sz w:val="22"/>
               </w:rPr>
-              <w:t xml:space="preserve">Single-user demo app with no end-user login. The Gemini API key is held server-side in a gitignored .env file and as a Cloud Run environment variable, never exposed to the client.</w:t>
+              <w:t>Register and log in with username, email and password; passwords stored as salted PBKDF2-SHA256 hashes; JWT in an HttpOnly cookie and a /token Bearer token for API clients.</w:t>
             </w:r>
           </w:p>
         </w:tc>
@@ -1376,7 +1178,7 @@
                 <w:rFonts w:ascii="Times New Roman"/>
                 <w:sz w:val="22"/>
               </w:rPr>
-              <w:t xml:space="preserve">High</w:t>
+              <w:t>High</w:t>
             </w:r>
           </w:p>
         </w:tc>
@@ -1452,7 +1254,7 @@
                 <w:i/>
                 <w:sz w:val="22"/>
               </w:rPr>
-              <w:t xml:space="preserve">Two access levels: Public User (calls /categorize, /summary, /forecast, /anomalies, /advice through the UI) and Developer (retrains models, runs evaluate.py --report, deploys to Cloud Run). No user-specific data is stored.</w:t>
+              <w:t>Anonymous visitor (landing, testimonials, register, login) and logged-in user (planners, dashboard, history); each user sees only their own history.</w:t>
             </w:r>
           </w:p>
         </w:tc>
@@ -1474,7 +1276,7 @@
                 <w:rFonts w:ascii="Times New Roman"/>
                 <w:sz w:val="22"/>
               </w:rPr>
-              <w:t xml:space="preserve">Medium</w:t>
+              <w:t>High</w:t>
             </w:r>
           </w:p>
         </w:tc>
@@ -1549,7 +1351,7 @@
                 <w:i/>
                 <w:sz w:val="22"/>
               </w:rPr>
-              <w:t xml:space="preserve">Google Gemini API (advice phrasing only), Google Cloud Run and Cloud Build (hosting), Streamlit UI consuming the FastAPI REST endpoints.</w:t>
+              <w:t>Google Gemini API (google-genai SDK, text and text+image); Pillow for image checks; simulated catalog of 52 items with search links to shopping platforms.</w:t>
             </w:r>
           </w:p>
         </w:tc>
@@ -1571,7 +1373,7 @@
                 <w:rFonts w:ascii="Times New Roman"/>
                 <w:sz w:val="22"/>
               </w:rPr>
-              <w:t xml:space="preserve">High</w:t>
+              <w:t>High</w:t>
             </w:r>
           </w:p>
         </w:tc>
@@ -1693,7 +1495,7 @@
                 <w:i/>
                 <w:sz w:val="22"/>
               </w:rPr>
-              <w:t xml:space="preserve">Accept merchant strings or transactions as JSON, classify them into 10 categories with a confidence score, aggregate by category and period, flag anomalies and forecast next-week spend per category.</w:t>
+              <w:t>Accept budget and preferences at /generate-home, /generate-party and /generate-jewelry, ask Gemini, verify the answer, save to history and return the plan.</w:t>
             </w:r>
           </w:p>
         </w:tc>
@@ -1715,7 +1517,7 @@
                 <w:rFonts w:ascii="Times New Roman"/>
                 <w:sz w:val="22"/>
               </w:rPr>
-              <w:t xml:space="preserve">High</w:t>
+              <w:t>High</w:t>
             </w:r>
           </w:p>
         </w:tc>
@@ -1791,7 +1593,7 @@
                 <w:i/>
                 <w:sz w:val="22"/>
               </w:rPr>
-              <w:t xml:space="preserve">Category summary, anomaly list, weekly forecast per category, and an evaluation report (metrics.json, confusion-matrix PNG, forecast plot PNG) regenerated with one command.</w:t>
+              <w:t>Result cards with price, platform, reason and link; budget bar, total and money left; dashboard counts; history with reopen.</w:t>
             </w:r>
           </w:p>
         </w:tc>
@@ -1813,7 +1615,7 @@
                 <w:rFonts w:ascii="Times New Roman"/>
                 <w:sz w:val="22"/>
               </w:rPr>
-              <w:t xml:space="preserve">High</w:t>
+              <w:t>High</w:t>
             </w:r>
           </w:p>
         </w:tc>
@@ -1865,30 +1667,7 @@
                 <w:rFonts w:ascii="Arial MT"/>
                 <w:sz w:val="22"/>
               </w:rPr>
-              <w:t>Business</w:t>
-            </w:r>
-            <w:r>
-              <w:rPr>
-                <w:rFonts w:ascii="Arial MT"/>
-                <w:spacing w:val="-16"/>
-                <w:sz w:val="22"/>
-              </w:rPr>
-              <w:t> </w:t>
-            </w:r>
-            <w:r>
-              <w:rPr>
-                <w:rFonts w:ascii="Arial MT"/>
-                <w:sz w:val="22"/>
-              </w:rPr>
-              <w:t>rules, </w:t>
-            </w:r>
-            <w:r>
-              <w:rPr>
-                <w:rFonts w:ascii="Arial MT"/>
-                <w:spacing w:val="-4"/>
-                <w:sz w:val="22"/>
-              </w:rPr>
-              <w:t>etc.</w:t>
+              <w:t>Business rules, etc.</w:t>
             </w:r>
           </w:p>
         </w:tc>
@@ -1911,7 +1690,7 @@
                 <w:i/>
                 <w:sz w:val="22"/>
               </w:rPr>
-              <w:t xml:space="preserve">Gemini only phrases model output and never computes or predicts numbers. Time-based train/test split with the last 8 weeks held out. Forecast is judged against Naive and Seasonal-naive baselines. Template fallback when Gemini fails.</w:t>
+              <w:t>Total never exceeds the budget; Gemini picks only real catalog ids; party food priced per guest and venue must fit the guests; rule-based fallback when AI fails.</w:t>
             </w:r>
           </w:p>
         </w:tc>
@@ -1933,7 +1712,7 @@
                 <w:rFonts w:ascii="Times New Roman"/>
                 <w:sz w:val="22"/>
               </w:rPr>
-              <w:t xml:space="preserve">High</w:t>
+              <w:t>High</w:t>
             </w:r>
           </w:p>
         </w:tc>
@@ -1985,30 +1764,7 @@
                 <w:rFonts w:ascii="Arial MT"/>
                 <w:sz w:val="22"/>
               </w:rPr>
-              <w:t>Compliance</w:t>
-            </w:r>
-            <w:r>
-              <w:rPr>
-                <w:rFonts w:ascii="Arial MT"/>
-                <w:spacing w:val="-16"/>
-                <w:sz w:val="22"/>
-              </w:rPr>
-              <w:t> </w:t>
-            </w:r>
-            <w:r>
-              <w:rPr>
-                <w:rFonts w:ascii="Arial MT"/>
-                <w:sz w:val="22"/>
-              </w:rPr>
-              <w:t>to laws or </w:t>
-            </w:r>
-            <w:r>
-              <w:rPr>
-                <w:rFonts w:ascii="Arial MT"/>
-                <w:spacing w:val="-2"/>
-                <w:sz w:val="22"/>
-              </w:rPr>
-              <w:t>regulations</w:t>
+              <w:t>Compliance to laws or regulations</w:t>
             </w:r>
           </w:p>
         </w:tc>
@@ -2031,7 +1787,7 @@
                 <w:i/>
                 <w:sz w:val="22"/>
               </w:rPr>
-              <w:t xml:space="preserve">Uses synthetic data only (stated in the README). No real bank data, card numbers or personal identifiers are collected. Secrets stay out of git. Follows data-minimisation principles of India's DPDP Act 2023 for any future real data.</w:t>
+              <w:t>No real payment data; passwords hashed; keys kept in a git-ignored .env; prices simulated and no scraping that breaks site terms.</w:t>
             </w:r>
           </w:p>
         </w:tc>
@@ -2053,7 +1809,7 @@
                 <w:rFonts w:ascii="Times New Roman"/>
                 <w:sz w:val="22"/>
               </w:rPr>
-              <w:t xml:space="preserve">Medium</w:t>
+              <w:t>Medium</w:t>
             </w:r>
           </w:p>
         </w:tc>
@@ -2129,7 +1885,7 @@
                 <w:i/>
                 <w:sz w:val="22"/>
               </w:rPr>
-              <w:t xml:space="preserve">Pydantic validation on every endpoint, seeded random generator for reproducible data, and a local JSON cache keyed by input hash to limit Gemini calls.</w:t>
+              <w:t>Pydantic validation (budget Rs 500 to 10,000,000, enums, guest limits); images JPEG, PNG or WEBP up to 5 MB, not stored; clear errors.</w:t>
             </w:r>
           </w:p>
         </w:tc>
@@ -2151,7 +1907,7 @@
                 <w:rFonts w:ascii="Times New Roman"/>
                 <w:sz w:val="22"/>
               </w:rPr>
-              <w:t xml:space="preserve">Medium</w:t>
+              <w:t>Medium</w:t>
             </w:r>
           </w:p>
         </w:tc>
@@ -2488,30 +2244,7 @@
                 <w:rFonts w:ascii="Arial MT"/>
                 <w:sz w:val="22"/>
               </w:rPr>
-              <w:t>Performance</w:t>
-            </w:r>
-            <w:r>
-              <w:rPr>
-                <w:rFonts w:ascii="Arial MT"/>
-                <w:spacing w:val="-16"/>
-                <w:sz w:val="22"/>
-              </w:rPr>
-              <w:t> </w:t>
-            </w:r>
-            <w:r>
-              <w:rPr>
-                <w:rFonts w:ascii="Arial MT"/>
-                <w:sz w:val="22"/>
-              </w:rPr>
-              <w:t>&amp; </w:t>
-            </w:r>
-            <w:r>
-              <w:rPr>
-                <w:rFonts w:ascii="Arial MT"/>
-                <w:spacing w:val="-2"/>
-                <w:sz w:val="22"/>
-              </w:rPr>
-              <w:t>Speed</w:t>
+              <w:t>Performance &amp; Speed</w:t>
             </w:r>
           </w:p>
         </w:tc>
@@ -2533,7 +2266,7 @@
                 <w:i/>
                 <w:sz w:val="22"/>
               </w:rPr>
-              <w:t xml:space="preserve">Models are loaded once at module scope so each request runs inference only; Gemini replies are cached by input hash.</w:t>
+              <w:t>Plan generation and page loads are fast; Gemini calls dominate latency when AI is used.</w:t>
             </w:r>
           </w:p>
         </w:tc>
@@ -2556,7 +2289,7 @@
                 <w:i/>
                 <w:sz w:val="22"/>
               </w:rPr>
-              <w:t xml:space="preserve">Non-AI endpoints respond in &lt; 1 second; /advice in &lt; 5 seconds (cached &lt; 1 second)</w:t>
+              <w:t>Avg 0.06 s (1 user), 0.50 s (10 users) on the fallback path; target &lt; 2 s</w:t>
             </w:r>
           </w:p>
         </w:tc>
@@ -2633,7 +2366,7 @@
                 <w:i/>
                 <w:sz w:val="22"/>
               </w:rPr>
-              <w:t xml:space="preserve">Stateless FastAPI container on Cloud Run that autoscales from min-instances=0.</w:t>
+              <w:t>Stateless FastAPI app with one SQLite file, sized for demo use; the same code runs on any machine with Python 3.10 or newer.</w:t>
             </w:r>
           </w:p>
         </w:tc>
@@ -2656,7 +2389,7 @@
                 <w:i/>
                 <w:sz w:val="22"/>
               </w:rPr>
-              <w:t xml:space="preserve">Handles load automatically; instance warmed before demos to avoid cold start</w:t>
+              <w:t>50 concurrent users, 0% errors (avg 2.5 s on a shared 2-vCPU machine)</w:t>
             </w:r>
           </w:p>
         </w:tc>
@@ -2708,45 +2441,7 @@
                 <w:rFonts w:ascii="Arial MT"/>
                 <w:sz w:val="22"/>
               </w:rPr>
-              <w:t>Security</w:t>
-            </w:r>
-            <w:r>
-              <w:rPr>
-                <w:rFonts w:ascii="Arial MT"/>
-                <w:spacing w:val="-16"/>
-                <w:sz w:val="22"/>
-              </w:rPr>
-              <w:t> </w:t>
-            </w:r>
-            <w:r>
-              <w:rPr>
-                <w:rFonts w:ascii="Arial MT"/>
-                <w:sz w:val="22"/>
-              </w:rPr>
-              <w:t>&amp;</w:t>
-            </w:r>
-            <w:r>
-              <w:rPr>
-                <w:rFonts w:ascii="Arial MT"/>
-                <w:spacing w:val="-15"/>
-                <w:sz w:val="22"/>
-              </w:rPr>
-              <w:t> </w:t>
-            </w:r>
-            <w:r>
-              <w:rPr>
-                <w:rFonts w:ascii="Arial MT"/>
-                <w:sz w:val="22"/>
-              </w:rPr>
-              <w:t>Data </w:t>
-            </w:r>
-            <w:r>
-              <w:rPr>
-                <w:rFonts w:ascii="Arial MT"/>
-                <w:spacing w:val="-2"/>
-                <w:sz w:val="22"/>
-              </w:rPr>
-              <w:t>Privacy</w:t>
+              <w:t>Security &amp; Data Privacy</w:t>
             </w:r>
           </w:p>
         </w:tc>
@@ -2768,7 +2463,7 @@
                 <w:i/>
                 <w:sz w:val="22"/>
               </w:rPr>
-              <w:t xml:space="preserve">API key in gitignored .env and Cloud Run environment variable, Pydantic input validation, HTTPS by default on Cloud Run.</w:t>
+              <w:t>PBKDF2-SHA256 (200,000 rounds), HttpOnly JWT cookie, parameterised SQL, secrets in .env, Jinja2 auto-escaping.</w:t>
             </w:r>
           </w:p>
         </w:tc>
@@ -2791,7 +2486,7 @@
                 <w:i/>
                 <w:sz w:val="22"/>
               </w:rPr>
-              <w:t xml:space="preserve">0 secrets in the repository or git history; all traffic over HTTPS</w:t>
+              <w:t>No secrets in the repository; user isolation tested</w:t>
             </w:r>
           </w:p>
         </w:tc>
@@ -2843,30 +2538,7 @@
                 <w:rFonts w:ascii="Arial MT"/>
                 <w:sz w:val="22"/>
               </w:rPr>
-              <w:t>Reliability</w:t>
-            </w:r>
-            <w:r>
-              <w:rPr>
-                <w:rFonts w:ascii="Arial MT"/>
-                <w:spacing w:val="-16"/>
-                <w:sz w:val="22"/>
-              </w:rPr>
-              <w:t> </w:t>
-            </w:r>
-            <w:r>
-              <w:rPr>
-                <w:rFonts w:ascii="Arial MT"/>
-                <w:sz w:val="22"/>
-              </w:rPr>
-              <w:t>&amp; </w:t>
-            </w:r>
-            <w:r>
-              <w:rPr>
-                <w:rFonts w:ascii="Arial MT"/>
-                <w:spacing w:val="-2"/>
-                <w:sz w:val="22"/>
-              </w:rPr>
-              <w:t>Availability</w:t>
+              <w:t>Reliability &amp; Availability</w:t>
             </w:r>
           </w:p>
         </w:tc>
@@ -2889,7 +2561,7 @@
                 <w:i/>
                 <w:sz w:val="22"/>
               </w:rPr>
-              <w:t xml:space="preserve">Template-string fallback when the Gemini call fails, so /advice never returns an HTTP 500.</w:t>
+              <w:t>Rule-based engine builds the plan when Gemini fails, returns bad ids or exceeds the budget.</w:t>
             </w:r>
           </w:p>
         </w:tc>
@@ -2912,7 +2584,7 @@
                 <w:i/>
                 <w:sz w:val="22"/>
               </w:rPr>
-              <w:t xml:space="preserve">/advice returns a valid response with the internet disabled</w:t>
+              <w:t>Every plan within budget; 0 errors in 3,400+ requests</w:t>
             </w:r>
           </w:p>
         </w:tc>
@@ -2964,15 +2636,7 @@
                 <w:rFonts w:ascii="Arial MT"/>
                 <w:sz w:val="22"/>
               </w:rPr>
-              <w:t>Usability &amp; </w:t>
-            </w:r>
-            <w:r>
-              <w:rPr>
-                <w:rFonts w:ascii="Arial MT"/>
-                <w:spacing w:val="-2"/>
-                <w:sz w:val="22"/>
-              </w:rPr>
-              <w:t>Accessibility</w:t>
+              <w:t>Usability &amp; Accessibility</w:t>
             </w:r>
           </w:p>
         </w:tc>
@@ -2994,7 +2658,7 @@
                 <w:i/>
                 <w:sz w:val="22"/>
               </w:rPr>
-              <w:t xml:space="preserve">Simple Streamlit interface plus the auto-generated FastAPI /docs page; advice written in plain English.</w:t>
+              <w:t>Simple forms, cards, sort and filter without reload, responsive layout, readable errors.</w:t>
             </w:r>
           </w:p>
         </w:tc>
@@ -3017,7 +2681,7 @@
                 <w:i/>
                 <w:sz w:val="22"/>
               </w:rPr>
-              <w:t xml:space="preserve">New user completes categorize, forecast and advice in under 2 minutes; public URL opens on a phone</w:t>
+              <w:t>Register, plan and reopen history in one session without help</w:t>
             </w:r>
           </w:p>
         </w:tc>
@@ -3092,7 +2756,7 @@
                 <w:i/>
                 <w:sz w:val="22"/>
               </w:rPr>
-              <w:t xml:space="preserve">Maintainability and reproducibility: modular src/ files, seeded data, one-command evaluation report.</w:t>
+              <w:t>Maintainability: modular app package, one module per concern, offline tests with a fake Gemini.</w:t>
             </w:r>
           </w:p>
         </w:tc>
@@ -3114,7 +2778,7 @@
                 <w:rFonts w:ascii="Times New Roman"/>
                 <w:sz w:val="22"/>
               </w:rPr>
-              <w:t xml:space="preserve">evaluate.py --report regenerates every README metric; classifier accuracy within the expected 78-92% band</w:t>
+              <w:t>30 of 30 automated tests pass</w:t>
             </w:r>
           </w:p>
         </w:tc>
